--- a/dpp-textile-jbl/05_cfp_compliance.docx
+++ b/dpp-textile-jbl/05_cfp_compliance.docx
@@ -271,7 +271,7 @@
               <w:jc w:val="left"/>
             </w:pPr>
             <w:r>
-              <w:t xml:space="preserve">Body 2,660 + references 930 =</w:t>
+              <w:t xml:space="preserve">Body 2,784 + references 1,005 =</w:t>
             </w:r>
             <w:r>
               <w:t xml:space="preserve"> </w:t>
@@ -281,13 +281,13 @@
                 <w:bCs/>
                 <w:b/>
               </w:rPr>
-              <w:t xml:space="preserve">3,590</w:t>
+              <w:t xml:space="preserve">3,789</w:t>
             </w:r>
             <w:r>
               <w:t xml:space="preserve"> </w:t>
             </w:r>
             <w:r>
-              <w:t xml:space="preserve">(placeholders filled with numbers keep this roughly constant; recheck after the results are written)</w:t>
+              <w:t xml:space="preserve">(about 200 words of headroom) (placeholders filled with numbers keep this roughly constant; recheck after the results are written)</w:t>
             </w:r>
           </w:p>
         </w:tc>

--- a/dpp-textile-jbl/05_cfp_compliance.docx
+++ b/dpp-textile-jbl/05_cfp_compliance.docx
@@ -214,7 +214,7 @@
               <w:jc w:val="left"/>
             </w:pPr>
             <w:r>
-              <w:t xml:space="preserve">Primary survey Feb–Mar 2027. Secondary facts are FY2025-26 and 2026 sources</w:t>
+              <w:t xml:space="preserve">Structured interviews Dec 2026 – Feb 2027. Secondary facts are FY2025-26 and 2026 sources</w:t>
             </w:r>
           </w:p>
         </w:tc>
@@ -271,7 +271,7 @@
               <w:jc w:val="left"/>
             </w:pPr>
             <w:r>
-              <w:t xml:space="preserve">Body 2,784 + references 1,005 =</w:t>
+              <w:t xml:space="preserve">Body 2,758 + references 896 =</w:t>
             </w:r>
             <w:r>
               <w:t xml:space="preserve"> </w:t>
@@ -281,13 +281,13 @@
                 <w:bCs/>
                 <w:b/>
               </w:rPr>
-              <w:t xml:space="preserve">3,789</w:t>
+              <w:t xml:space="preserve">3,654</w:t>
             </w:r>
             <w:r>
               <w:t xml:space="preserve"> </w:t>
             </w:r>
             <w:r>
-              <w:t xml:space="preserve">(about 200 words of headroom) (placeholders filled with numbers keep this roughly constant; recheck after the results are written)</w:t>
+              <w:t xml:space="preserve">(placeholders filled with numbers keep this roughly constant; recheck after the results are written)</w:t>
             </w:r>
           </w:p>
         </w:tc>
@@ -346,7 +346,7 @@
               <w:t xml:space="preserve"> </w:t>
             </w:r>
             <w:r>
-              <w:t xml:space="preserve">holds measures, analysis plan and timeline</w:t>
+              <w:t xml:space="preserve">holds calibration anchors, the fsQCA protocol, robustness checks and the timeline</w:t>
             </w:r>
           </w:p>
         </w:tc>
@@ -498,7 +498,7 @@
               <w:jc w:val="left"/>
             </w:pPr>
             <w:r>
-              <w:t xml:space="preserve">DPP + circular textiles; OIPT plus institutional decoupling, with competing hypotheses H5a/H5b</w:t>
+              <w:t xml:space="preserve">DPP + circular textiles; OIPT read configurationally (equifinal routes) plus institutional decoupling (P4); fsQCA</w:t>
             </w:r>
           </w:p>
         </w:tc>
@@ -695,7 +695,7 @@
               <w:jc w:val="left"/>
             </w:pPr>
             <w:r>
-              <w:t xml:space="preserve">495 words</w:t>
+              <w:t xml:space="preserve">493 words</w:t>
             </w:r>
             <w:r>
               <w:t xml:space="preserve"> </w:t>
@@ -1028,7 +1028,7 @@
               <w:jc w:val="left"/>
             </w:pPr>
             <w:r>
-              <w:t xml:space="preserve">Circularity vs. decoupling (H5); compliance cost vs. competitiveness (Discussion)</w:t>
+              <w:t xml:space="preserve">Circularity vs. decoupling (P4); compliance cost vs. competitiveness (Discussion)</w:t>
             </w:r>
           </w:p>
         </w:tc>
@@ -1106,7 +1106,7 @@
               <w:jc w:val="left"/>
             </w:pPr>
             <w:r>
-              <w:t xml:space="preserve">Multi-tier data sharing; data-appropriation concern</w:t>
+              <w:t xml:space="preserve">Integrated vs. networked routes; data-appropriation concern</w:t>
             </w:r>
           </w:p>
         </w:tc>
@@ -1353,7 +1353,7 @@
         <w:t xml:space="preserve"> </w:t>
       </w:r>
       <w:r>
-        <w:t xml:space="preserve">placeholders from the 2027 data only, and then recount the words (target 3,500–4,000 including references).</w:t>
+        <w:t xml:space="preserve">placeholders from the 2026–27 interview data only, and then recount the words (target 3,500–4,000 including references).</w:t>
       </w:r>
     </w:p>
     <w:p>

--- a/dpp-textile-jbl/05_cfp_compliance.docx
+++ b/dpp-textile-jbl/05_cfp_compliance.docx
@@ -271,7 +271,7 @@
               <w:jc w:val="left"/>
             </w:pPr>
             <w:r>
-              <w:t xml:space="preserve">Body 2,758 + references 896 =</w:t>
+              <w:t xml:space="preserve">Body 2,784 + references 896 =</w:t>
             </w:r>
             <w:r>
               <w:t xml:space="preserve"> </w:t>
@@ -281,7 +281,7 @@
                 <w:bCs/>
                 <w:b/>
               </w:rPr>
-              <w:t xml:space="preserve">3,654</w:t>
+              <w:t xml:space="preserve">3,680</w:t>
             </w:r>
             <w:r>
               <w:t xml:space="preserve"> </w:t>

--- a/dpp-textile-jbl/05_cfp_compliance.docx
+++ b/dpp-textile-jbl/05_cfp_compliance.docx
@@ -695,7 +695,7 @@
               <w:jc w:val="left"/>
             </w:pPr>
             <w:r>
-              <w:t xml:space="preserve">493 words</w:t>
+              <w:t xml:space="preserve">482 words</w:t>
             </w:r>
             <w:r>
               <w:t xml:space="preserve"> </w:t>

--- a/dpp-textile-jbl/05_cfp_compliance.docx
+++ b/dpp-textile-jbl/05_cfp_compliance.docx
@@ -271,7 +271,7 @@
               <w:jc w:val="left"/>
             </w:pPr>
             <w:r>
-              <w:t xml:space="preserve">Body 2,784 + references 896 =</w:t>
+              <w:t xml:space="preserve">Body 2,926 + references 896 =</w:t>
             </w:r>
             <w:r>
               <w:t xml:space="preserve"> </w:t>
@@ -281,7 +281,7 @@
                 <w:bCs/>
                 <w:b/>
               </w:rPr>
-              <w:t xml:space="preserve">3,680</w:t>
+              <w:t xml:space="preserve">3,822</w:t>
             </w:r>
             <w:r>
               <w:t xml:space="preserve"> </w:t>

--- a/dpp-textile-jbl/05_cfp_compliance.docx
+++ b/dpp-textile-jbl/05_cfp_compliance.docx
@@ -695,7 +695,7 @@
               <w:jc w:val="left"/>
             </w:pPr>
             <w:r>
-              <w:t xml:space="preserve">482 words</w:t>
+              <w:t xml:space="preserve">492 words</w:t>
             </w:r>
             <w:r>
               <w:t xml:space="preserve"> </w:t>
